--- a/docs/prompt/3. Анализ прогнозируемой модели.docx
+++ b/docs/prompt/3. Анализ прогнозируемой модели.docx
@@ -146,19 +146,13 @@
       <w:pPr>
         <w:pStyle w:val="HTML"/>
         <w:shd w:val="clear" w:color="auto" w:fill="FFFFFF"/>
-        <w:rPr>
-          <w:lang w:val="en-US"/>
-        </w:rPr>
       </w:pPr>
       <w:r>
         <w:t xml:space="preserve">Если по аптеки за какой-то месяц нет данных, это </w:t>
       </w:r>
       <w:proofErr w:type="gramStart"/>
       <w:r>
-        <w:t xml:space="preserve">значит что </w:t>
-      </w:r>
-      <w:r>
-        <w:t xml:space="preserve">средство </w:t>
+        <w:t xml:space="preserve">значит что средство </w:t>
       </w:r>
       <w:proofErr w:type="spellStart"/>
       <w:r>
@@ -217,9 +211,6 @@
         <w:t>---------------</w:t>
       </w:r>
       <w:r>
-        <w:rPr>
-          <w:lang w:val="en-US"/>
-        </w:rPr>
         <w:br/>
       </w:r>
       <w:r>
@@ -320,10 +311,7 @@
       </w:r>
       <w:r>
         <w:br/>
-        <w:t xml:space="preserve">они представляют </w:t>
-      </w:r>
-      <w:r>
-        <w:t>п</w:t>
+        <w:t>они представляют п</w:t>
       </w:r>
       <w:r>
         <w:t>родажи в разрезе аптек с разбивкой на окна по 12 месяцев</w:t>
@@ -335,9 +323,6 @@
         <w:br/>
       </w:r>
       <w:r>
-        <w:rPr>
-          <w:lang w:val="en-US"/>
-        </w:rPr>
         <w:br/>
       </w:r>
       <w:r>
@@ -437,409 +422,699 @@
       </w:r>
       <w:r>
         <w:t xml:space="preserve"> окно продаж за 12 месяцев (месяц продаж, кол-во проданных лекарств)</w:t>
+      </w:r>
+    </w:p>
+    <w:p/>
+    <w:p>
+      <w:r>
+        <w:t xml:space="preserve">Для каждого окна были вычислены метрик. Описание метрик дано в «Набор </w:t>
+      </w:r>
+      <w:proofErr w:type="spellStart"/>
+      <w:r>
+        <w:t>фичей</w:t>
+      </w:r>
+      <w:proofErr w:type="spellEnd"/>
+      <w:r>
+        <w:t xml:space="preserve"> (15) — расчёты по окну W.docx»</w:t>
+      </w:r>
+      <w:r>
+        <w:t xml:space="preserve">. Необходимо учесть, что в метриках учтены </w:t>
+      </w:r>
+      <w:r>
+        <w:t xml:space="preserve"> </w:t>
+      </w:r>
+      <w:r>
+        <w:t>номер месяца, для которого делается прогноз (месяц целевой точки)</w:t>
+      </w:r>
+      <w:r>
+        <w:t>.</w:t>
+      </w:r>
+      <w:r>
+        <w:br/>
+      </w:r>
+      <w:r>
+        <w:t xml:space="preserve">Метрики реализованы в </w:t>
+      </w:r>
+      <w:r>
+        <w:t>window_features.py</w:t>
+      </w:r>
+      <w:r>
+        <w:t xml:space="preserve"> </w:t>
+      </w:r>
+    </w:p>
+    <w:p>
+      <w:proofErr w:type="gramStart"/>
+      <w:r>
+        <w:t>Итоговый</w:t>
+      </w:r>
+      <w:proofErr w:type="gramEnd"/>
+      <w:r>
+        <w:t xml:space="preserve"> </w:t>
+      </w:r>
+      <w:proofErr w:type="spellStart"/>
+      <w:r>
+        <w:rPr>
+          <w:lang w:val="en-US"/>
+        </w:rPr>
+        <w:t>DataSet</w:t>
+      </w:r>
+      <w:proofErr w:type="spellEnd"/>
+      <w:r>
+        <w:t xml:space="preserve"> </w:t>
+      </w:r>
+      <w:r>
+        <w:t>состоит из 18 метрик. Пример</w:t>
+      </w:r>
+      <w:r>
+        <w:t xml:space="preserve"> </w:t>
+      </w:r>
+      <w:r>
+        <w:t>вычисленных</w:t>
+      </w:r>
+      <w:r>
+        <w:t xml:space="preserve"> </w:t>
+      </w:r>
+      <w:r>
+        <w:t>метрик</w:t>
+      </w:r>
+      <w:r>
+        <w:t xml:space="preserve"> </w:t>
+      </w:r>
+      <w:r>
+        <w:rPr>
+          <w:lang w:val="en-US"/>
+        </w:rPr>
+        <w:t>X</w:t>
+      </w:r>
+      <w:r>
+        <w:t>:</w:t>
+      </w:r>
+      <w:r>
+        <w:br/>
+      </w:r>
+      <w:proofErr w:type="spellStart"/>
+      <w:r>
+        <w:rPr>
+          <w:lang w:val="en-US"/>
+        </w:rPr>
+        <w:t>MeanW</w:t>
+      </w:r>
+      <w:proofErr w:type="spellEnd"/>
+      <w:r>
+        <w:t xml:space="preserve">=18.416666666666668, </w:t>
+      </w:r>
+      <w:proofErr w:type="spellStart"/>
+      <w:r>
+        <w:rPr>
+          <w:lang w:val="en-US"/>
+        </w:rPr>
+        <w:t>StdW</w:t>
+      </w:r>
+      <w:proofErr w:type="spellEnd"/>
+      <w:r>
+        <w:t xml:space="preserve">=4.872684635347905, </w:t>
+      </w:r>
+      <w:r>
+        <w:rPr>
+          <w:lang w:val="en-US"/>
+        </w:rPr>
+        <w:t>CV</w:t>
+      </w:r>
+      <w:r>
+        <w:t xml:space="preserve">=0.26458014682901854, </w:t>
+      </w:r>
+      <w:proofErr w:type="spellStart"/>
+      <w:r>
+        <w:rPr>
+          <w:lang w:val="en-US"/>
+        </w:rPr>
+        <w:t>RelLast</w:t>
+      </w:r>
+      <w:proofErr w:type="spellEnd"/>
+      <w:r>
+        <w:t xml:space="preserve">=0.5429863958559422, </w:t>
+      </w:r>
+      <w:proofErr w:type="spellStart"/>
+      <w:r>
+        <w:rPr>
+          <w:lang w:val="en-US"/>
+        </w:rPr>
+        <w:t>ZLast</w:t>
+      </w:r>
+      <w:proofErr w:type="spellEnd"/>
+      <w:r>
+        <w:t xml:space="preserve">=-1.7273157549113518, </w:t>
+      </w:r>
+      <w:r>
+        <w:rPr>
+          <w:lang w:val="en-US"/>
+        </w:rPr>
+        <w:t>Delta</w:t>
+      </w:r>
+      <w:r>
+        <w:t xml:space="preserve">1=-14.0, </w:t>
+      </w:r>
+      <w:proofErr w:type="spellStart"/>
+      <w:r>
+        <w:rPr>
+          <w:lang w:val="en-US"/>
+        </w:rPr>
+        <w:t>LogRet</w:t>
+      </w:r>
+      <w:proofErr w:type="spellEnd"/>
+      <w:r>
+        <w:t xml:space="preserve">1=-0.875468679020571, </w:t>
+      </w:r>
+      <w:r>
+        <w:rPr>
+          <w:lang w:val="en-US"/>
+        </w:rPr>
+        <w:t>Mom</w:t>
+      </w:r>
+      <w:r>
+        <w:t xml:space="preserve">3=-11.0, </w:t>
+      </w:r>
+      <w:r>
+        <w:rPr>
+          <w:lang w:val="en-US"/>
+        </w:rPr>
+        <w:t>Mom</w:t>
+      </w:r>
+      <w:r>
+        <w:t xml:space="preserve">6=-6.0, </w:t>
+      </w:r>
+      <w:r>
+        <w:rPr>
+          <w:lang w:val="en-US"/>
+        </w:rPr>
+        <w:t>Slope</w:t>
+      </w:r>
+      <w:r>
+        <w:t xml:space="preserve">10=-0.21328671328671325, </w:t>
+      </w:r>
+      <w:r>
+        <w:rPr>
+          <w:lang w:val="en-US"/>
+        </w:rPr>
+        <w:t>R</w:t>
+      </w:r>
+      <w:r>
+        <w:t>2_</w:t>
+      </w:r>
+      <w:r>
+        <w:rPr>
+          <w:lang w:val="en-US"/>
+        </w:rPr>
+        <w:t>Trend</w:t>
+      </w:r>
+      <w:r>
+        <w:t xml:space="preserve">=0.022832096245374973, </w:t>
+      </w:r>
+      <w:proofErr w:type="spellStart"/>
+      <w:r>
+        <w:rPr>
+          <w:lang w:val="en-US"/>
+        </w:rPr>
+        <w:t>ZResLast</w:t>
+      </w:r>
+      <w:proofErr w:type="spellEnd"/>
+      <w:r>
+        <w:t xml:space="preserve">=-1.5038373044472564, </w:t>
+      </w:r>
+      <w:proofErr w:type="spellStart"/>
+      <w:r>
+        <w:rPr>
+          <w:lang w:val="en-US"/>
+        </w:rPr>
+        <w:t>UpShare</w:t>
+      </w:r>
+      <w:proofErr w:type="spellEnd"/>
+      <w:r>
+        <w:t xml:space="preserve">=0.5454545454545454, </w:t>
+      </w:r>
+      <w:proofErr w:type="spellStart"/>
+      <w:r>
+        <w:rPr>
+          <w:lang w:val="en-US"/>
+        </w:rPr>
+        <w:t>SignChanges</w:t>
+      </w:r>
+      <w:proofErr w:type="spellEnd"/>
+      <w:r>
+        <w:t xml:space="preserve">=7.0, </w:t>
+      </w:r>
+      <w:proofErr w:type="spellStart"/>
+      <w:r>
+        <w:rPr>
+          <w:lang w:val="en-US"/>
+        </w:rPr>
+        <w:t>MaxDrawdown</w:t>
+      </w:r>
+      <w:proofErr w:type="spellEnd"/>
+      <w:r>
+        <w:t xml:space="preserve">=0.6296296063100145, </w:t>
+      </w:r>
+      <w:proofErr w:type="spellStart"/>
+      <w:r>
+        <w:rPr>
+          <w:lang w:val="en-US"/>
+        </w:rPr>
+        <w:t>MonthCos</w:t>
+      </w:r>
+      <w:proofErr w:type="spellEnd"/>
+      <w:r>
+        <w:t xml:space="preserve">=0.8660254037844384, </w:t>
+      </w:r>
+      <w:proofErr w:type="spellStart"/>
+      <w:r>
+        <w:rPr>
+          <w:lang w:val="en-US"/>
+        </w:rPr>
+        <w:t>MonthSin</w:t>
+      </w:r>
+      <w:proofErr w:type="spellEnd"/>
+      <w:r>
+        <w:t xml:space="preserve">=-0.5000000000000004, </w:t>
+      </w:r>
+      <w:r>
+        <w:rPr>
+          <w:lang w:val="en-US"/>
+        </w:rPr>
+        <w:t>Lag</w:t>
+      </w:r>
+      <w:r>
+        <w:t>12</w:t>
+      </w:r>
+      <w:r>
+        <w:rPr>
+          <w:lang w:val="en-US"/>
+        </w:rPr>
+        <w:t>Target</w:t>
+      </w:r>
+      <w:r>
+        <w:t>=16.0</w:t>
+      </w:r>
+      <w:r>
+        <w:br/>
+      </w:r>
+      <w:r>
+        <w:rPr>
+          <w:lang w:val="en-US"/>
+        </w:rPr>
+        <w:t>y</w:t>
+      </w:r>
+      <w:r>
+        <w:t xml:space="preserve">: </w:t>
+      </w:r>
+      <w:r>
+        <w:t>кол-во продаж в прогнозном месяце.</w:t>
+      </w:r>
+    </w:p>
+    <w:p>
+      <w:r>
+        <w:t xml:space="preserve">Модель обучается при помощи функций </w:t>
+      </w:r>
+      <w:r>
+        <w:t xml:space="preserve">“Регрессия </w:t>
+      </w:r>
+      <w:proofErr w:type="spellStart"/>
+      <w:r>
+        <w:t>lgb</w:t>
+      </w:r>
+      <w:proofErr w:type="spellEnd"/>
+      <w:r>
+        <w:t xml:space="preserve"> v_2.ipynb”</w:t>
+      </w:r>
+      <w:r>
+        <w:br/>
+      </w:r>
+      <w:r>
+        <w:br/>
+      </w:r>
+    </w:p>
+    <w:p>
+      <w:r>
+        <w:lastRenderedPageBreak/>
+        <w:t xml:space="preserve">Необходимо учесть, что модель обучалась на полном массиве данных о продажах без учёта данных какой-то одной аптеки. А для прогноза берутся данные окна конкретной аптеки. </w:t>
+      </w:r>
+    </w:p>
+    <w:p/>
+    <w:p>
+      <w:r>
+        <w:t>#############</w:t>
       </w:r>
     </w:p>
     <w:p>
       <w:pPr>
-        <w:rPr>
-          <w:lang w:val="en-US"/>
+        <w:pStyle w:val="HTML"/>
+        <w:shd w:val="clear" w:color="auto" w:fill="FFFFFF"/>
+        <w:spacing w:line="276" w:lineRule="auto"/>
+        <w:rPr>
+          <w:color w:val="080808"/>
         </w:rPr>
       </w:pPr>
-    </w:p>
-    <w:p>
-      <w:r>
-        <w:t xml:space="preserve">Для каждого окна были вычислены метрик. Описание метрик дано в «Набор </w:t>
-      </w:r>
-      <w:proofErr w:type="spellStart"/>
-      <w:r>
-        <w:t>фичей</w:t>
-      </w:r>
-      <w:proofErr w:type="spellEnd"/>
-      <w:r>
-        <w:t xml:space="preserve"> (15) — расчёты по окну W.docx»</w:t>
-      </w:r>
-      <w:r>
-        <w:t xml:space="preserve">. Необходимо учесть, что в метриках учтены </w:t>
-      </w:r>
-      <w:r>
-        <w:t xml:space="preserve"> </w:t>
-      </w:r>
-      <w:r>
-        <w:t>номер месяца, для которого делается прогноз (месяц целевой точки)</w:t>
-      </w:r>
-      <w:r>
-        <w:t>.</w:t>
-      </w:r>
-      <w:r>
-        <w:br/>
-      </w:r>
-      <w:r>
-        <w:t xml:space="preserve">Метрики реализованы в </w:t>
-      </w:r>
-      <w:r>
-        <w:t>window_features.py</w:t>
-      </w:r>
-      <w:r>
-        <w:t xml:space="preserve"> </w:t>
-      </w:r>
-    </w:p>
-    <w:p>
-      <w:proofErr w:type="gramStart"/>
-      <w:r>
-        <w:t>Итоговый</w:t>
-      </w:r>
-      <w:proofErr w:type="gramEnd"/>
-      <w:r>
-        <w:t xml:space="preserve"> </w:t>
-      </w:r>
-      <w:proofErr w:type="spellStart"/>
-      <w:r>
-        <w:rPr>
-          <w:lang w:val="en-US"/>
-        </w:rPr>
-        <w:t>DataSet</w:t>
-      </w:r>
-      <w:proofErr w:type="spellEnd"/>
-      <w:r>
-        <w:t xml:space="preserve"> </w:t>
-      </w:r>
-      <w:r>
-        <w:t>состоит из 18 метрик. Пример</w:t>
-      </w:r>
-      <w:r>
-        <w:t xml:space="preserve"> </w:t>
-      </w:r>
-      <w:r>
-        <w:t>вычисленных</w:t>
-      </w:r>
-      <w:r>
-        <w:t xml:space="preserve"> </w:t>
-      </w:r>
-      <w:r>
-        <w:t>метрик</w:t>
-      </w:r>
-      <w:r>
-        <w:t xml:space="preserve"> </w:t>
-      </w:r>
-      <w:r>
-        <w:rPr>
-          <w:lang w:val="en-US"/>
-        </w:rPr>
-        <w:t>X</w:t>
-      </w:r>
-      <w:r>
-        <w:t>:</w:t>
-      </w:r>
-      <w:r>
-        <w:br/>
-      </w:r>
-      <w:proofErr w:type="spellStart"/>
-      <w:r>
-        <w:rPr>
-          <w:lang w:val="en-US"/>
-        </w:rPr>
-        <w:t>MeanW</w:t>
-      </w:r>
-      <w:proofErr w:type="spellEnd"/>
-      <w:r>
-        <w:t xml:space="preserve">=18.416666666666668, </w:t>
-      </w:r>
-      <w:proofErr w:type="spellStart"/>
-      <w:r>
-        <w:rPr>
-          <w:lang w:val="en-US"/>
-        </w:rPr>
-        <w:t>StdW</w:t>
-      </w:r>
-      <w:proofErr w:type="spellEnd"/>
-      <w:r>
-        <w:t xml:space="preserve">=4.872684635347905, </w:t>
-      </w:r>
-      <w:r>
-        <w:rPr>
-          <w:lang w:val="en-US"/>
-        </w:rPr>
-        <w:t>CV</w:t>
-      </w:r>
-      <w:r>
-        <w:t xml:space="preserve">=0.26458014682901854, </w:t>
-      </w:r>
-      <w:proofErr w:type="spellStart"/>
-      <w:r>
-        <w:rPr>
-          <w:lang w:val="en-US"/>
-        </w:rPr>
-        <w:t>RelLast</w:t>
-      </w:r>
-      <w:proofErr w:type="spellEnd"/>
-      <w:r>
-        <w:t xml:space="preserve">=0.5429863958559422, </w:t>
-      </w:r>
-      <w:proofErr w:type="spellStart"/>
-      <w:r>
-        <w:rPr>
-          <w:lang w:val="en-US"/>
-        </w:rPr>
-        <w:t>ZLast</w:t>
-      </w:r>
-      <w:proofErr w:type="spellEnd"/>
-      <w:r>
-        <w:t xml:space="preserve">=-1.7273157549113518, </w:t>
-      </w:r>
-      <w:r>
-        <w:rPr>
-          <w:lang w:val="en-US"/>
-        </w:rPr>
-        <w:t>Delta</w:t>
-      </w:r>
-      <w:r>
-        <w:t xml:space="preserve">1=-14.0, </w:t>
-      </w:r>
-      <w:proofErr w:type="spellStart"/>
-      <w:r>
-        <w:rPr>
-          <w:lang w:val="en-US"/>
-        </w:rPr>
-        <w:t>LogRet</w:t>
-      </w:r>
-      <w:proofErr w:type="spellEnd"/>
-      <w:r>
-        <w:t xml:space="preserve">1=-0.875468679020571, </w:t>
-      </w:r>
-      <w:r>
-        <w:rPr>
-          <w:lang w:val="en-US"/>
-        </w:rPr>
-        <w:t>Mom</w:t>
-      </w:r>
-      <w:r>
-        <w:t xml:space="preserve">3=-11.0, </w:t>
-      </w:r>
-      <w:r>
-        <w:rPr>
-          <w:lang w:val="en-US"/>
-        </w:rPr>
-        <w:t>Mom</w:t>
-      </w:r>
-      <w:r>
-        <w:t xml:space="preserve">6=-6.0, </w:t>
-      </w:r>
-      <w:r>
-        <w:rPr>
-          <w:lang w:val="en-US"/>
-        </w:rPr>
-        <w:t>Slope</w:t>
-      </w:r>
-      <w:r>
-        <w:t xml:space="preserve">10=-0.21328671328671325, </w:t>
-      </w:r>
-      <w:r>
-        <w:rPr>
-          <w:lang w:val="en-US"/>
-        </w:rPr>
-        <w:t>R</w:t>
-      </w:r>
-      <w:r>
-        <w:t>2_</w:t>
-      </w:r>
-      <w:r>
-        <w:rPr>
-          <w:lang w:val="en-US"/>
-        </w:rPr>
-        <w:t>Trend</w:t>
-      </w:r>
-      <w:r>
-        <w:t xml:space="preserve">=0.022832096245374973, </w:t>
-      </w:r>
-      <w:proofErr w:type="spellStart"/>
-      <w:r>
-        <w:rPr>
-          <w:lang w:val="en-US"/>
-        </w:rPr>
-        <w:t>ZResLast</w:t>
-      </w:r>
-      <w:proofErr w:type="spellEnd"/>
-      <w:r>
-        <w:t xml:space="preserve">=-1.5038373044472564, </w:t>
-      </w:r>
-      <w:proofErr w:type="spellStart"/>
-      <w:r>
-        <w:rPr>
-          <w:lang w:val="en-US"/>
-        </w:rPr>
-        <w:t>UpShare</w:t>
-      </w:r>
-      <w:proofErr w:type="spellEnd"/>
-      <w:r>
-        <w:t xml:space="preserve">=0.5454545454545454, </w:t>
-      </w:r>
-      <w:proofErr w:type="spellStart"/>
-      <w:r>
-        <w:rPr>
-          <w:lang w:val="en-US"/>
-        </w:rPr>
-        <w:t>SignChanges</w:t>
-      </w:r>
-      <w:proofErr w:type="spellEnd"/>
-      <w:r>
-        <w:t xml:space="preserve">=7.0, </w:t>
-      </w:r>
-      <w:proofErr w:type="spellStart"/>
-      <w:r>
-        <w:rPr>
-          <w:lang w:val="en-US"/>
-        </w:rPr>
-        <w:t>MaxDrawdown</w:t>
-      </w:r>
-      <w:proofErr w:type="spellEnd"/>
-      <w:r>
-        <w:t xml:space="preserve">=0.6296296063100145, </w:t>
-      </w:r>
-      <w:proofErr w:type="spellStart"/>
-      <w:r>
-        <w:rPr>
-          <w:lang w:val="en-US"/>
-        </w:rPr>
-        <w:t>MonthCos</w:t>
-      </w:r>
-      <w:proofErr w:type="spellEnd"/>
-      <w:r>
-        <w:t xml:space="preserve">=0.8660254037844384, </w:t>
-      </w:r>
-      <w:proofErr w:type="spellStart"/>
-      <w:r>
-        <w:rPr>
-          <w:lang w:val="en-US"/>
-        </w:rPr>
-        <w:t>MonthSin</w:t>
-      </w:r>
-      <w:proofErr w:type="spellEnd"/>
-      <w:r>
-        <w:t xml:space="preserve">=-0.5000000000000004, </w:t>
-      </w:r>
-      <w:r>
-        <w:rPr>
-          <w:lang w:val="en-US"/>
-        </w:rPr>
-        <w:t>Lag</w:t>
-      </w:r>
-      <w:r>
-        <w:t>12</w:t>
-      </w:r>
-      <w:r>
-        <w:rPr>
-          <w:lang w:val="en-US"/>
-        </w:rPr>
-        <w:t>Target</w:t>
-      </w:r>
-      <w:r>
-        <w:t>=16.0</w:t>
-      </w:r>
-      <w:r>
-        <w:br/>
-      </w:r>
-      <w:r>
-        <w:rPr>
-          <w:lang w:val="en-US"/>
-        </w:rPr>
-        <w:t>y</w:t>
-      </w:r>
-      <w:r>
-        <w:t xml:space="preserve">: </w:t>
-      </w:r>
-      <w:r>
-        <w:t>кол-во продаж в прогнозном месяце.</w:t>
-      </w:r>
-    </w:p>
-    <w:p>
-      <w:r>
-        <w:t xml:space="preserve">Модель обучается при помощи функций </w:t>
-      </w:r>
-      <w:r>
-        <w:t xml:space="preserve">“Регрессия </w:t>
-      </w:r>
-      <w:proofErr w:type="spellStart"/>
-      <w:r>
-        <w:t>lgb</w:t>
-      </w:r>
-      <w:proofErr w:type="spellEnd"/>
-      <w:r>
-        <w:t xml:space="preserve"> v_2.ipynb”</w:t>
-      </w:r>
-      <w:r>
-        <w:br/>
-      </w:r>
-      <w:r>
-        <w:br/>
-      </w:r>
-      <w:bookmarkStart w:id="0" w:name="_GoBack"/>
-      <w:bookmarkEnd w:id="0"/>
-    </w:p>
-    <w:p>
-      <w:r>
-        <w:lastRenderedPageBreak/>
-        <w:t xml:space="preserve">Необходимо учесть, что модель обучалась на полном массиве данных о продажах без учёта данных какой-то одной аптеки. А для прогноза берутся данные окна конкретной аптеки. </w:t>
+      <w:r>
+        <w:t xml:space="preserve">Результат обучения </w:t>
+      </w:r>
+      <w:proofErr w:type="spellStart"/>
+      <w:r>
+        <w:t>LightGBM</w:t>
+      </w:r>
+      <w:proofErr w:type="spellEnd"/>
+      <w:r>
+        <w:t xml:space="preserve"> с ранней остановкой:</w:t>
+      </w:r>
+      <w:r>
+        <w:br/>
+      </w:r>
+      <w:r>
+        <w:br/>
+      </w:r>
+      <w:proofErr w:type="spellStart"/>
+      <w:r>
+        <w:t>LightGBM</w:t>
+      </w:r>
+      <w:proofErr w:type="spellEnd"/>
+      <w:r>
+        <w:t xml:space="preserve"> с ранней остановкой Результаты:</w:t>
+      </w:r>
+      <w:r>
+        <w:br/>
+        <w:t>Среднеквадратичная ошибка (MSE): 60.7277</w:t>
+      </w:r>
+      <w:r>
+        <w:br/>
+        <w:t>Корень из MSE (RMSE): 7.7928</w:t>
+      </w:r>
+      <w:r>
+        <w:br/>
+        <w:t>Средняя абсолютная ошибка (MAE): 2.9667</w:t>
+      </w:r>
+      <w:r>
+        <w:br/>
+        <w:t>Средняя абсолютная процентная ошибка (MAPE): 90.00%</w:t>
+      </w:r>
+      <w:r>
+        <w:br/>
+        <w:t>Коэффициент детерминации (R²): 0.4776</w:t>
       </w:r>
     </w:p>
     <w:p/>
     <w:p>
       <w:r>
-        <w:t>#############</w:t>
+        <w:t>#####################</w:t>
       </w:r>
     </w:p>
     <w:p>
-      <w:r>
-        <w:t xml:space="preserve">Результат обучения </w:t>
-      </w:r>
-      <w:proofErr w:type="spellStart"/>
-      <w:r>
-        <w:t>LightGBM</w:t>
-      </w:r>
-      <w:proofErr w:type="spellEnd"/>
-      <w:r>
-        <w:t xml:space="preserve"> с ранней остановкой:</w:t>
-      </w:r>
-      <w:r>
-        <w:br/>
-      </w:r>
-      <w:r>
-        <w:br/>
-      </w:r>
-      <w:r>
-        <w:t>Среднеквадратичная ошибка (MSE): 40.6069</w:t>
-      </w:r>
-      <w:r>
-        <w:br/>
-      </w:r>
-      <w:r>
-        <w:t>Корень из MSE (RMSE): 6.3724</w:t>
-      </w:r>
-      <w:r>
-        <w:br/>
-      </w:r>
-      <w:r>
-        <w:t>Средняя абсолютная ошибка (MAE): 4.4449</w:t>
-      </w:r>
-      <w:r>
-        <w:br/>
-      </w:r>
-      <w:r>
-        <w:t>Средняя абсолютная процентная ошибка (MAPE): 49.50%</w:t>
-      </w:r>
-      <w:r>
-        <w:br/>
-      </w:r>
-      <w:r>
-        <w:t>Коэффициент детерминации (R²): 0.6661</w:t>
+      <w:pPr>
+        <w:rPr>
+          <w:rFonts w:ascii="Segoe UI" w:hAnsi="Segoe UI" w:cs="Segoe UI"/>
+          <w:color w:val="0D0D0D"/>
+          <w:spacing w:val="-2"/>
+          <w:shd w:val="clear" w:color="auto" w:fill="FFFFFF"/>
+        </w:rPr>
+      </w:pPr>
+      <w:r>
+        <w:t>Дополнение:</w:t>
+      </w:r>
+      <w:r>
+        <w:br/>
+      </w:r>
+      <w:r>
+        <w:t xml:space="preserve">1. В </w:t>
+      </w:r>
+      <w:proofErr w:type="spellStart"/>
+      <w:r>
+        <w:rPr>
+          <w:rFonts w:ascii="Segoe UI" w:hAnsi="Segoe UI" w:cs="Segoe UI"/>
+          <w:color w:val="0D0D0D"/>
+          <w:spacing w:val="-2"/>
+          <w:shd w:val="clear" w:color="auto" w:fill="FFFFFF"/>
+        </w:rPr>
+        <w:t>train</w:t>
+      </w:r>
+      <w:proofErr w:type="spellEnd"/>
+      <w:r>
+        <w:rPr>
+          <w:rFonts w:ascii="Segoe UI" w:hAnsi="Segoe UI" w:cs="Segoe UI"/>
+          <w:color w:val="0D0D0D"/>
+          <w:spacing w:val="-2"/>
+          <w:shd w:val="clear" w:color="auto" w:fill="FFFFFF"/>
+        </w:rPr>
+        <w:t>/</w:t>
+      </w:r>
+      <w:proofErr w:type="spellStart"/>
+      <w:r>
+        <w:rPr>
+          <w:rFonts w:ascii="Segoe UI" w:hAnsi="Segoe UI" w:cs="Segoe UI"/>
+          <w:color w:val="0D0D0D"/>
+          <w:spacing w:val="-2"/>
+          <w:shd w:val="clear" w:color="auto" w:fill="FFFFFF"/>
+        </w:rPr>
+        <w:t>valid</w:t>
+      </w:r>
+      <w:proofErr w:type="spellEnd"/>
+      <w:r>
+        <w:rPr>
+          <w:rFonts w:ascii="Segoe UI" w:hAnsi="Segoe UI" w:cs="Segoe UI"/>
+          <w:color w:val="0D0D0D"/>
+          <w:spacing w:val="-2"/>
+          <w:shd w:val="clear" w:color="auto" w:fill="FFFFFF"/>
+        </w:rPr>
+        <w:t xml:space="preserve"> используются </w:t>
+      </w:r>
+      <w:proofErr w:type="gramStart"/>
+      <w:r>
+        <w:rPr>
+          <w:rFonts w:ascii="Segoe UI" w:hAnsi="Segoe UI" w:cs="Segoe UI"/>
+          <w:color w:val="0D0D0D"/>
+          <w:spacing w:val="-2"/>
+          <w:shd w:val="clear" w:color="auto" w:fill="FFFFFF"/>
+        </w:rPr>
+        <w:t>разные</w:t>
+      </w:r>
+      <w:proofErr w:type="gramEnd"/>
+      <w:r>
+        <w:rPr>
+          <w:rFonts w:ascii="Segoe UI" w:hAnsi="Segoe UI" w:cs="Segoe UI"/>
+          <w:color w:val="0D0D0D"/>
+          <w:spacing w:val="-2"/>
+          <w:shd w:val="clear" w:color="auto" w:fill="FFFFFF"/>
+        </w:rPr>
+        <w:t xml:space="preserve"> месяца продаж. Для </w:t>
+      </w:r>
+      <w:proofErr w:type="spellStart"/>
+      <w:r>
+        <w:rPr>
+          <w:rFonts w:ascii="Segoe UI" w:hAnsi="Segoe UI" w:cs="Segoe UI"/>
+          <w:color w:val="0D0D0D"/>
+          <w:spacing w:val="-2"/>
+          <w:shd w:val="clear" w:color="auto" w:fill="FFFFFF"/>
+        </w:rPr>
+        <w:t>valid</w:t>
+      </w:r>
+      <w:proofErr w:type="spellEnd"/>
+      <w:r>
+        <w:rPr>
+          <w:rFonts w:ascii="Segoe UI" w:hAnsi="Segoe UI" w:cs="Segoe UI"/>
+          <w:color w:val="0D0D0D"/>
+          <w:spacing w:val="-2"/>
+          <w:shd w:val="clear" w:color="auto" w:fill="FFFFFF"/>
+        </w:rPr>
+        <w:t xml:space="preserve"> используются </w:t>
+      </w:r>
+      <w:proofErr w:type="gramStart"/>
+      <w:r>
+        <w:rPr>
+          <w:rFonts w:ascii="Segoe UI" w:hAnsi="Segoe UI" w:cs="Segoe UI"/>
+          <w:color w:val="0D0D0D"/>
+          <w:spacing w:val="-2"/>
+          <w:shd w:val="clear" w:color="auto" w:fill="FFFFFF"/>
+        </w:rPr>
+        <w:t>последние</w:t>
+      </w:r>
+      <w:proofErr w:type="gramEnd"/>
+      <w:r>
+        <w:rPr>
+          <w:rFonts w:ascii="Segoe UI" w:hAnsi="Segoe UI" w:cs="Segoe UI"/>
+          <w:color w:val="0D0D0D"/>
+          <w:spacing w:val="-2"/>
+          <w:shd w:val="clear" w:color="auto" w:fill="FFFFFF"/>
+        </w:rPr>
+        <w:t xml:space="preserve"> 12 месяцев продаж. См. </w:t>
+      </w:r>
+      <w:proofErr w:type="spellStart"/>
+      <w:r>
+        <w:rPr>
+          <w:rFonts w:ascii="Segoe UI" w:hAnsi="Segoe UI" w:cs="Segoe UI"/>
+          <w:color w:val="0D0D0D"/>
+          <w:spacing w:val="-2"/>
+          <w:shd w:val="clear" w:color="auto" w:fill="FFFFFF"/>
+        </w:rPr>
+        <w:t>sales_dataset.SalesDataset.get_split_dataset</w:t>
+      </w:r>
+      <w:proofErr w:type="spellEnd"/>
+      <w:r>
+        <w:rPr>
+          <w:rFonts w:ascii="Segoe UI" w:hAnsi="Segoe UI" w:cs="Segoe UI"/>
+          <w:color w:val="0D0D0D"/>
+          <w:spacing w:val="-2"/>
+          <w:shd w:val="clear" w:color="auto" w:fill="FFFFFF"/>
+        </w:rPr>
+        <w:t>()</w:t>
+      </w:r>
+      <w:r>
+        <w:rPr>
+          <w:rFonts w:ascii="Segoe UI" w:hAnsi="Segoe UI" w:cs="Segoe UI"/>
+          <w:color w:val="0D0D0D"/>
+          <w:spacing w:val="-2"/>
+          <w:shd w:val="clear" w:color="auto" w:fill="FFFFFF"/>
+        </w:rPr>
+        <w:br/>
+      </w:r>
+      <w:r>
+        <w:rPr>
+          <w:rFonts w:ascii="Segoe UI" w:hAnsi="Segoe UI" w:cs="Segoe UI"/>
+          <w:color w:val="0D0D0D"/>
+          <w:spacing w:val="-2"/>
+          <w:shd w:val="clear" w:color="auto" w:fill="FFFFFF"/>
+        </w:rPr>
+        <w:br/>
+        <w:t>2. Обучение производится в модуле</w:t>
+      </w:r>
+      <w:r>
+        <w:rPr>
+          <w:rFonts w:ascii="Segoe UI" w:hAnsi="Segoe UI" w:cs="Segoe UI"/>
+          <w:color w:val="0D0D0D"/>
+          <w:spacing w:val="-2"/>
+          <w:shd w:val="clear" w:color="auto" w:fill="FFFFFF"/>
+        </w:rPr>
+        <w:t xml:space="preserve"> -- </w:t>
+      </w:r>
+      <w:r>
+        <w:rPr>
+          <w:rFonts w:ascii="Segoe UI" w:hAnsi="Segoe UI" w:cs="Segoe UI"/>
+          <w:color w:val="0D0D0D"/>
+          <w:spacing w:val="-2"/>
+          <w:shd w:val="clear" w:color="auto" w:fill="FFFFFF"/>
+          <w:lang w:val="en-US"/>
+        </w:rPr>
+        <w:t>train</w:t>
+      </w:r>
+      <w:r>
+        <w:rPr>
+          <w:rFonts w:ascii="Segoe UI" w:hAnsi="Segoe UI" w:cs="Segoe UI"/>
+          <w:color w:val="0D0D0D"/>
+          <w:spacing w:val="-2"/>
+          <w:shd w:val="clear" w:color="auto" w:fill="FFFFFF"/>
+        </w:rPr>
+        <w:t>.</w:t>
+      </w:r>
+      <w:proofErr w:type="spellStart"/>
+      <w:r>
+        <w:rPr>
+          <w:rFonts w:ascii="Segoe UI" w:hAnsi="Segoe UI" w:cs="Segoe UI"/>
+          <w:color w:val="0D0D0D"/>
+          <w:spacing w:val="-2"/>
+          <w:shd w:val="clear" w:color="auto" w:fill="FFFFFF"/>
+          <w:lang w:val="en-US"/>
+        </w:rPr>
+        <w:t>py</w:t>
+      </w:r>
+      <w:proofErr w:type="spellEnd"/>
+      <w:r>
+        <w:rPr>
+          <w:rFonts w:ascii="Segoe UI" w:hAnsi="Segoe UI" w:cs="Segoe UI"/>
+          <w:color w:val="0D0D0D"/>
+          <w:spacing w:val="-2"/>
+          <w:shd w:val="clear" w:color="auto" w:fill="FFFFFF"/>
+        </w:rPr>
+        <w:t xml:space="preserve"> </w:t>
+      </w:r>
+      <w:r>
+        <w:rPr>
+          <w:rFonts w:ascii="Segoe UI" w:hAnsi="Segoe UI" w:cs="Segoe UI"/>
+          <w:color w:val="0D0D0D"/>
+          <w:spacing w:val="-2"/>
+          <w:shd w:val="clear" w:color="auto" w:fill="FFFFFF"/>
+        </w:rPr>
+        <w:br/>
+      </w:r>
+      <w:r>
+        <w:rPr>
+          <w:rFonts w:ascii="Segoe UI" w:hAnsi="Segoe UI" w:cs="Segoe UI"/>
+          <w:color w:val="0D0D0D"/>
+          <w:spacing w:val="-2"/>
+          <w:shd w:val="clear" w:color="auto" w:fill="FFFFFF"/>
+        </w:rPr>
+        <w:t>Прогнозирование производится в модуле</w:t>
+      </w:r>
+      <w:r>
+        <w:rPr>
+          <w:rFonts w:ascii="Segoe UI" w:hAnsi="Segoe UI" w:cs="Segoe UI"/>
+          <w:color w:val="0D0D0D"/>
+          <w:spacing w:val="-2"/>
+          <w:shd w:val="clear" w:color="auto" w:fill="FFFFFF"/>
+        </w:rPr>
+        <w:t xml:space="preserve"> --</w:t>
+      </w:r>
+      <w:r>
+        <w:t xml:space="preserve"> </w:t>
+      </w:r>
+      <w:r>
+        <w:rPr>
+          <w:rFonts w:ascii="Segoe UI" w:hAnsi="Segoe UI" w:cs="Segoe UI"/>
+          <w:color w:val="0D0D0D"/>
+          <w:spacing w:val="-2"/>
+          <w:shd w:val="clear" w:color="auto" w:fill="FFFFFF"/>
+        </w:rPr>
+        <w:t>pedict.py</w:t>
       </w:r>
     </w:p>
     <w:p>
       <w:r>
-        <w:t>Количество использованных деревьев: 338</w:t>
-      </w:r>
-      <w:r>
-        <w:br/>
-      </w:r>
+        <w:rPr>
+          <w:rFonts w:ascii="Segoe UI" w:hAnsi="Segoe UI" w:cs="Segoe UI"/>
+          <w:color w:val="0D0D0D"/>
+          <w:spacing w:val="-2"/>
+          <w:shd w:val="clear" w:color="auto" w:fill="FFFFFF"/>
+        </w:rPr>
+        <w:t xml:space="preserve">3. </w:t>
+      </w:r>
+      <w:proofErr w:type="spellStart"/>
+      <w:r>
+        <w:rPr>
+          <w:rFonts w:ascii="Segoe UI" w:hAnsi="Segoe UI" w:cs="Segoe UI"/>
+          <w:color w:val="0D0D0D"/>
+          <w:spacing w:val="-2"/>
+          <w:shd w:val="clear" w:color="auto" w:fill="FFFFFF"/>
+        </w:rPr>
+        <w:t>Т</w:t>
+      </w:r>
+      <w:r>
+        <w:rPr>
+          <w:rFonts w:ascii="Segoe UI" w:hAnsi="Segoe UI" w:cs="Segoe UI"/>
+          <w:color w:val="0D0D0D"/>
+          <w:spacing w:val="-2"/>
+          <w:shd w:val="clear" w:color="auto" w:fill="FFFFFF"/>
+        </w:rPr>
+        <w:t>аргет</w:t>
+      </w:r>
+      <w:proofErr w:type="spellEnd"/>
+      <w:r>
+        <w:rPr>
+          <w:rFonts w:ascii="Segoe UI" w:hAnsi="Segoe UI" w:cs="Segoe UI"/>
+          <w:color w:val="0D0D0D"/>
+          <w:spacing w:val="-2"/>
+          <w:shd w:val="clear" w:color="auto" w:fill="FFFFFF"/>
+        </w:rPr>
+        <w:t xml:space="preserve"> — “число продаж”</w:t>
+      </w:r>
+      <w:r>
+        <w:br/>
+      </w:r>
+      <w:bookmarkStart w:id="0" w:name="_GoBack"/>
+      <w:bookmarkEnd w:id="0"/>
     </w:p>
     <w:p/>
     <w:sectPr>
